--- a/Assignment 3/Report (2).docx
+++ b/Assignment 3/Report (2).docx
@@ -69,6 +69,9 @@
       <w:r>
         <w:t xml:space="preserve"> </w:t>
       </w:r>
+      <w:r>
+        <w:t>Jack Kelly</w:t>
+      </w:r>
     </w:p>
     <w:p>
       <w:r>
@@ -110,7 +113,41 @@
         <w:t xml:space="preserve">: </w:t>
       </w:r>
     </w:p>
-    <w:p/>
+    <w:p>
+      <w:r>
+        <w:t xml:space="preserve">With </w:t>
+      </w:r>
+      <w:proofErr w:type="spellStart"/>
+      <w:r>
+        <w:t>Vcare’s</w:t>
+      </w:r>
+      <w:proofErr w:type="spellEnd"/>
+      <w:r>
+        <w:t xml:space="preserve"> new plan, new goals are required.</w:t>
+      </w:r>
+      <w:r>
+        <w:t xml:space="preserve"> Though the overall mission is still to bring in new customers and lure back returning customers, this should be done in a more streamlined fashion then before, using the website to make things very simple for the consumer base and </w:t>
+      </w:r>
+      <w:proofErr w:type="spellStart"/>
+      <w:r>
+        <w:t>Vcare</w:t>
+      </w:r>
+      <w:proofErr w:type="spellEnd"/>
+      <w:r>
+        <w:t xml:space="preserve"> themselves. </w:t>
+      </w:r>
+      <w:r>
+        <w:t xml:space="preserve">We can do this by pushing </w:t>
+      </w:r>
+      <w:proofErr w:type="spellStart"/>
+      <w:r>
+        <w:t>Vcare’s</w:t>
+      </w:r>
+      <w:proofErr w:type="spellEnd"/>
+      <w:r>
+        <w:t xml:space="preserve"> offers and strongly asserting the online booking form.</w:t>
+      </w:r>
+    </w:p>
     <w:p/>
     <w:p>
       <w:r>
@@ -124,8 +161,32 @@
         <w:t xml:space="preserve">: </w:t>
       </w:r>
     </w:p>
-    <w:p/>
-    <w:p/>
+    <w:p>
+      <w:r>
+        <w:t xml:space="preserve">The target audience </w:t>
+      </w:r>
+      <w:r>
+        <w:t xml:space="preserve">is two </w:t>
+      </w:r>
+      <w:r>
+        <w:t>groups</w:t>
+      </w:r>
+      <w:r>
+        <w:t xml:space="preserve">. Young adults looking for their first eyecare provider and parents looking to schedule bookings for their children. This conclusion is brought about by the idea that older adults more then likely already have an eyecare provider, hence targeting those who are leading into the space should create a </w:t>
+      </w:r>
+      <w:r>
+        <w:t>long-term</w:t>
+      </w:r>
+      <w:r>
+        <w:t xml:space="preserve"> customer base, and children seem to be the push behind the hire of the new paediatric optometrist. For these people, we should still look to make the site accessible enough for those with vision impairments, with simplistic fonts like Arial and Calibri, and simple contrasts like black and white, or orange and blue. For parents, some extra features should be added to change the choices based on booking for yourself vs a dependent.</w:t>
+      </w:r>
+      <w:r>
+        <w:t xml:space="preserve"> Looking to young adult patients as a focus, things like affordability and style are important – so things like bulk billing and nice frames should be mentioned </w:t>
+      </w:r>
+      <w:r>
+        <w:t>at relevant points.</w:t>
+      </w:r>
+    </w:p>
     <w:p/>
     <w:p>
       <w:pPr>
@@ -314,6 +375,25 @@
                 <w:u w:val="single"/>
               </w:rPr>
             </w:pPr>
+            <w:r>
+              <w:rPr>
+                <w:u w:val="single"/>
+              </w:rPr>
+              <w:t>Good use of CTAs in some places including adding the email link to the announcements.</w:t>
+            </w:r>
+          </w:p>
+          <w:p>
+            <w:pPr>
+              <w:rPr>
+                <w:u w:val="single"/>
+              </w:rPr>
+            </w:pPr>
+            <w:r>
+              <w:rPr>
+                <w:u w:val="single"/>
+              </w:rPr>
+              <w:t>"Treatments" is a strange top-level nav/page name. It's a minor part of their content/offerings. "Services" would be much better.</w:t>
+            </w:r>
           </w:p>
         </w:tc>
         <w:tc>
@@ -340,6 +420,12 @@
                 <w:u w:val="single"/>
               </w:rPr>
             </w:pPr>
+            <w:r>
+              <w:rPr>
+                <w:u w:val="single"/>
+              </w:rPr>
+              <w:t>Colours are sometimes difficult, hard to read text (even though your plan said you'd use high contrast) - blue on blue is low contrast.</w:t>
+            </w:r>
           </w:p>
         </w:tc>
         <w:tc>
@@ -366,6 +452,12 @@
                 <w:u w:val="single"/>
               </w:rPr>
             </w:pPr>
+            <w:r>
+              <w:rPr>
+                <w:u w:val="single"/>
+              </w:rPr>
+              <w:t>Lines in nav are distracting; you already have buttons.</w:t>
+            </w:r>
           </w:p>
         </w:tc>
         <w:tc>
@@ -392,6 +484,12 @@
                 <w:u w:val="single"/>
               </w:rPr>
             </w:pPr>
+            <w:r>
+              <w:rPr>
+                <w:u w:val="single"/>
+              </w:rPr>
+              <w:t>Not enough spacing; looks crowded - again, doesn't match your plan.</w:t>
+            </w:r>
           </w:p>
         </w:tc>
         <w:tc>
@@ -466,6 +564,7 @@
         <w:pStyle w:val="Heading2"/>
       </w:pPr>
       <w:r>
+        <w:lastRenderedPageBreak/>
         <w:t>Usability Testing Plan</w:t>
       </w:r>
     </w:p>
@@ -1029,7 +1128,6 @@
           </w:tcPr>
           <w:p>
             <w:r>
-              <w:lastRenderedPageBreak/>
               <w:t>Task 3</w:t>
             </w:r>
           </w:p>
@@ -1738,6 +1836,7 @@
           </w:tcPr>
           <w:p>
             <w:r>
+              <w:lastRenderedPageBreak/>
               <w:t>Pre-test Question 3</w:t>
             </w:r>
           </w:p>
@@ -2924,7 +3023,6 @@
   <w:style w:type="character" w:default="1" w:styleId="DefaultParagraphFont">
     <w:name w:val="Default Paragraph Font"/>
     <w:uiPriority w:val="1"/>
-    <w:semiHidden/>
     <w:unhideWhenUsed/>
   </w:style>
   <w:style w:type="table" w:default="1" w:styleId="TableNormal">
@@ -3279,15 +3377,6 @@
 </file>
 
 <file path=customXml/item1.xml><?xml version="1.0" encoding="utf-8"?>
-<?mso-contentType ?>
-<FormTemplates xmlns="http://schemas.microsoft.com/sharepoint/v3/contenttype/forms">
-  <Display>DocumentLibraryForm</Display>
-  <Edit>DocumentLibraryForm</Edit>
-  <New>DocumentLibraryForm</New>
-</FormTemplates>
-</file>
-
-<file path=customXml/item2.xml><?xml version="1.0" encoding="utf-8"?>
 <ct:contentTypeSchema xmlns:ct="http://schemas.microsoft.com/office/2006/metadata/contentType" xmlns:ma="http://schemas.microsoft.com/office/2006/metadata/properties/metaAttributes" ct:_="" ma:_="" ma:contentTypeName="Document" ma:contentTypeID="0x01010060D23BF17FCDC947B8E404D646247F8D" ma:contentTypeVersion="19" ma:contentTypeDescription="Create a new document." ma:contentTypeScope="" ma:versionID="956565ba73e342f7ff85743a54cdae39">
   <xsd:schema xmlns:xsd="http://www.w3.org/2001/XMLSchema" xmlns:xs="http://www.w3.org/2001/XMLSchema" xmlns:p="http://schemas.microsoft.com/office/2006/metadata/properties" xmlns:ns2="0f5e39c8-e5a1-4a0d-b53f-9134be983d19" xmlns:ns3="c64b295e-e158-430a-a9fe-95bbf17b9d7d" targetNamespace="http://schemas.microsoft.com/office/2006/metadata/properties" ma:root="true" ma:fieldsID="e69c52ee8cc74cf3ee061ba3b646cca7" ns2:_="" ns3:_="">
     <xsd:import namespace="0f5e39c8-e5a1-4a0d-b53f-9134be983d19"/>
@@ -3548,6 +3637,15 @@
 </ct:contentTypeSchema>
 </file>
 
+<file path=customXml/item2.xml><?xml version="1.0" encoding="utf-8"?>
+<?mso-contentType ?>
+<FormTemplates xmlns="http://schemas.microsoft.com/sharepoint/v3/contenttype/forms">
+  <Display>DocumentLibraryForm</Display>
+  <Edit>DocumentLibraryForm</Edit>
+  <New>DocumentLibraryForm</New>
+</FormTemplates>
+</file>
+
 <file path=customXml/item3.xml><?xml version="1.0" encoding="utf-8"?>
 <p:properties xmlns:p="http://schemas.microsoft.com/office/2006/metadata/properties" xmlns:xsi="http://www.w3.org/2001/XMLSchema-instance" xmlns:pc="http://schemas.microsoft.com/office/infopath/2007/PartnerControls">
   <documentManagement>
@@ -3560,14 +3658,6 @@
 </file>
 
 <file path=customXml/itemProps1.xml><?xml version="1.0" encoding="utf-8"?>
-<ds:datastoreItem xmlns:ds="http://schemas.openxmlformats.org/officeDocument/2006/customXml" ds:itemID="{C42D3E7F-AC3E-4EF4-AE01-81DADC54BE89}">
-  <ds:schemaRefs>
-    <ds:schemaRef ds:uri="http://schemas.microsoft.com/sharepoint/v3/contenttype/forms"/>
-  </ds:schemaRefs>
-</ds:datastoreItem>
-</file>
-
-<file path=customXml/itemProps2.xml><?xml version="1.0" encoding="utf-8"?>
 <ds:datastoreItem xmlns:ds="http://schemas.openxmlformats.org/officeDocument/2006/customXml" ds:itemID="{D36D5B1A-B4CB-429A-9CC2-49D607767A2A}">
   <ds:schemaRefs>
     <ds:schemaRef ds:uri="http://schemas.microsoft.com/office/2006/metadata/contentType"/>
@@ -3586,6 +3676,14 @@
 </ds:datastoreItem>
 </file>
 
+<file path=customXml/itemProps2.xml><?xml version="1.0" encoding="utf-8"?>
+<ds:datastoreItem xmlns:ds="http://schemas.openxmlformats.org/officeDocument/2006/customXml" ds:itemID="{C42D3E7F-AC3E-4EF4-AE01-81DADC54BE89}">
+  <ds:schemaRefs>
+    <ds:schemaRef ds:uri="http://schemas.microsoft.com/sharepoint/v3/contenttype/forms"/>
+  </ds:schemaRefs>
+</ds:datastoreItem>
+</file>
+
 <file path=customXml/itemProps3.xml><?xml version="1.0" encoding="utf-8"?>
 <ds:datastoreItem xmlns:ds="http://schemas.openxmlformats.org/officeDocument/2006/customXml" ds:itemID="{CF606D7A-BC20-4455-9B94-4B6C9A54FF0C}">
   <ds:schemaRefs>

--- a/Assignment 3/Report (2).docx
+++ b/Assignment 3/Report (2).docx
@@ -115,37 +115,13 @@
     </w:p>
     <w:p>
       <w:r>
-        <w:t xml:space="preserve">With </w:t>
-      </w:r>
-      <w:proofErr w:type="spellStart"/>
-      <w:r>
-        <w:t>Vcare’s</w:t>
-      </w:r>
-      <w:proofErr w:type="spellEnd"/>
-      <w:r>
-        <w:t xml:space="preserve"> new plan, new goals are required.</w:t>
-      </w:r>
-      <w:r>
-        <w:t xml:space="preserve"> Though the overall mission is still to bring in new customers and lure back returning customers, this should be done in a more streamlined fashion then before, using the website to make things very simple for the consumer base and </w:t>
-      </w:r>
-      <w:proofErr w:type="spellStart"/>
-      <w:r>
-        <w:t>Vcare</w:t>
-      </w:r>
-      <w:proofErr w:type="spellEnd"/>
-      <w:r>
-        <w:t xml:space="preserve"> themselves. </w:t>
-      </w:r>
-      <w:r>
-        <w:t xml:space="preserve">We can do this by pushing </w:t>
-      </w:r>
-      <w:proofErr w:type="spellStart"/>
-      <w:r>
-        <w:t>Vcare’s</w:t>
-      </w:r>
-      <w:proofErr w:type="spellEnd"/>
-      <w:r>
-        <w:t xml:space="preserve"> offers and strongly asserting the online booking form.</w:t>
+        <w:t>With Vcare’s new plan, new goals are required.</w:t>
+      </w:r>
+      <w:r>
+        <w:t xml:space="preserve"> Though the overall mission is still to bring in new customers and lure back returning customers, this should be done in a more streamlined fashion then before, using the website to make things very simple for the consumer base and Vcare themselves. </w:t>
+      </w:r>
+      <w:r>
+        <w:t>We can do this by pushing Vcare’s offers and strongly asserting the online booking form.</w:t>
       </w:r>
     </w:p>
     <w:p/>
@@ -406,6 +382,26 @@
                 <w:u w:val="single"/>
               </w:rPr>
             </w:pPr>
+            <w:r>
+              <w:rPr>
+                <w:u w:val="single"/>
+              </w:rPr>
+              <w:t>Ensure that more professional and relevant language is used for these types of things (</w:t>
+            </w:r>
+            <w:proofErr w:type="spellStart"/>
+            <w:r>
+              <w:rPr>
+                <w:u w:val="single"/>
+              </w:rPr>
+              <w:t>ie</w:t>
+            </w:r>
+            <w:proofErr w:type="spellEnd"/>
+            <w:r>
+              <w:rPr>
+                <w:u w:val="single"/>
+              </w:rPr>
+              <w:t>, the Nav)</w:t>
+            </w:r>
           </w:p>
         </w:tc>
       </w:tr>
@@ -438,6 +434,12 @@
                 <w:u w:val="single"/>
               </w:rPr>
             </w:pPr>
+            <w:r>
+              <w:rPr>
+                <w:u w:val="single"/>
+              </w:rPr>
+              <w:t>Colour co-ordination was changed to make sure any text appears as the opposite of the colour / shade that it’s above.</w:t>
+            </w:r>
           </w:p>
         </w:tc>
       </w:tr>
@@ -470,6 +472,12 @@
                 <w:u w:val="single"/>
               </w:rPr>
             </w:pPr>
+            <w:r>
+              <w:rPr>
+                <w:u w:val="single"/>
+              </w:rPr>
+              <w:t>Cleaner style choices were enforced to ensure these comments are not made again.</w:t>
+            </w:r>
           </w:p>
         </w:tc>
       </w:tr>
@@ -502,6 +510,12 @@
                 <w:u w:val="single"/>
               </w:rPr>
             </w:pPr>
+            <w:r>
+              <w:rPr>
+                <w:u w:val="single"/>
+              </w:rPr>
+              <w:t>Use grids with heavy padding and margins to ensure spacing is good.</w:t>
+            </w:r>
           </w:p>
         </w:tc>
       </w:tr>
@@ -1100,7 +1114,11 @@
           <w:tcPr>
             <w:tcW w:w="7338" w:type="dxa"/>
           </w:tcPr>
-          <w:p/>
+          <w:p>
+            <w:r>
+              <w:t>Find information on Emiliano, Vcare’s receptionist</w:t>
+            </w:r>
+          </w:p>
         </w:tc>
       </w:tr>
       <w:tr>
@@ -1118,7 +1136,11 @@
           <w:tcPr>
             <w:tcW w:w="7338" w:type="dxa"/>
           </w:tcPr>
-          <w:p/>
+          <w:p>
+            <w:r>
+              <w:t>Find one reason as to why eye exams are important</w:t>
+            </w:r>
+          </w:p>
         </w:tc>
       </w:tr>
       <w:tr>
@@ -1136,7 +1158,20 @@
           <w:tcPr>
             <w:tcW w:w="7338" w:type="dxa"/>
           </w:tcPr>
-          <w:p/>
+          <w:p>
+            <w:pPr>
+              <w:rPr>
+                <w:b/>
+                <w:bCs/>
+              </w:rPr>
+            </w:pPr>
+            <w:r>
+              <w:t xml:space="preserve">Look for information about </w:t>
+            </w:r>
+            <w:r>
+              <w:t>Optical Coherence Tomography (OCT)</w:t>
+            </w:r>
+          </w:p>
         </w:tc>
       </w:tr>
       <w:tr>
@@ -1154,7 +1189,19 @@
           <w:tcPr>
             <w:tcW w:w="7338" w:type="dxa"/>
           </w:tcPr>
-          <w:p/>
+          <w:p>
+            <w:r>
+              <w:t xml:space="preserve">Make a booking for tomorrow to get new </w:t>
+            </w:r>
+            <w:proofErr w:type="spellStart"/>
+            <w:r>
+              <w:t>bluelight</w:t>
+            </w:r>
+            <w:proofErr w:type="spellEnd"/>
+            <w:r>
+              <w:t xml:space="preserve"> glasses</w:t>
+            </w:r>
+          </w:p>
         </w:tc>
       </w:tr>
       <w:tr>
@@ -1181,7 +1228,11 @@
           <w:tcPr>
             <w:tcW w:w="7338" w:type="dxa"/>
           </w:tcPr>
-          <w:p/>
+          <w:p>
+            <w:r>
+              <w:t>Was everything where you would expect it to be?</w:t>
+            </w:r>
+          </w:p>
         </w:tc>
       </w:tr>
       <w:tr>
@@ -1208,7 +1259,11 @@
           <w:tcPr>
             <w:tcW w:w="7338" w:type="dxa"/>
           </w:tcPr>
-          <w:p/>
+          <w:p>
+            <w:r>
+              <w:t>Did the design of the site seem clean and clear?</w:t>
+            </w:r>
+          </w:p>
         </w:tc>
       </w:tr>
       <w:tr>
@@ -3020,9 +3075,33 @@
       <w:szCs w:val="33"/>
     </w:rPr>
   </w:style>
+  <w:style w:type="paragraph" w:styleId="Heading3">
+    <w:name w:val="heading 3"/>
+    <w:basedOn w:val="Normal"/>
+    <w:next w:val="Normal"/>
+    <w:link w:val="Heading3Char"/>
+    <w:uiPriority w:val="9"/>
+    <w:semiHidden/>
+    <w:unhideWhenUsed/>
+    <w:qFormat/>
+    <w:rsid w:val="002D2FD3"/>
+    <w:pPr>
+      <w:keepNext/>
+      <w:keepLines/>
+      <w:spacing w:before="40" w:after="0"/>
+      <w:outlineLvl w:val="2"/>
+    </w:pPr>
+    <w:rPr>
+      <w:rFonts w:asciiTheme="majorHAnsi" w:eastAsiaTheme="majorEastAsia" w:hAnsiTheme="majorHAnsi" w:cstheme="majorBidi"/>
+      <w:color w:val="1F3763" w:themeColor="accent1" w:themeShade="7F"/>
+      <w:sz w:val="24"/>
+      <w:szCs w:val="30"/>
+    </w:rPr>
+  </w:style>
   <w:style w:type="character" w:default="1" w:styleId="DefaultParagraphFont">
     <w:name w:val="Default Paragraph Font"/>
     <w:uiPriority w:val="1"/>
+    <w:semiHidden/>
     <w:unhideWhenUsed/>
   </w:style>
   <w:style w:type="table" w:default="1" w:styleId="TableNormal">
@@ -3110,6 +3189,20 @@
       <w:color w:val="2F5496" w:themeColor="accent1" w:themeShade="BF"/>
       <w:sz w:val="26"/>
       <w:szCs w:val="33"/>
+    </w:rPr>
+  </w:style>
+  <w:style w:type="character" w:customStyle="1" w:styleId="Heading3Char">
+    <w:name w:val="Heading 3 Char"/>
+    <w:basedOn w:val="DefaultParagraphFont"/>
+    <w:link w:val="Heading3"/>
+    <w:uiPriority w:val="9"/>
+    <w:semiHidden/>
+    <w:rsid w:val="002D2FD3"/>
+    <w:rPr>
+      <w:rFonts w:asciiTheme="majorHAnsi" w:eastAsiaTheme="majorEastAsia" w:hAnsiTheme="majorHAnsi" w:cstheme="majorBidi"/>
+      <w:color w:val="1F3763" w:themeColor="accent1" w:themeShade="7F"/>
+      <w:sz w:val="24"/>
+      <w:szCs w:val="30"/>
     </w:rPr>
   </w:style>
 </w:styles>
